--- a/docs/用户使用说明文档.docx
+++ b/docs/用户使用说明文档.docx
@@ -107,7 +107,7 @@
           <w:color w:val="64748B"/>
           <w:sz w:val="20"/>
         </w:rPr>
-        <w:t>💡 文档版本：v1.0</w:t>
+        <w:t>💡 文档版本：v1.2</w:t>
       </w:r>
     </w:p>
     <w:p>
@@ -120,7 +120,7 @@
           <w:color w:val="64748B"/>
           <w:sz w:val="20"/>
         </w:rPr>
-        <w:t>💡 适用系统版本：v0.3.2</w:t>
+        <w:t>💡 适用系统版本：v0.5.0</w:t>
       </w:r>
     </w:p>
     <w:p>
@@ -133,7 +133,7 @@
           <w:color w:val="64748B"/>
           <w:sz w:val="20"/>
         </w:rPr>
-        <w:t>💡 编写日期：2026-07-21</w:t>
+        <w:t>💡 编写日期：2026-08-07</w:t>
       </w:r>
     </w:p>
     <w:p>
@@ -4027,6 +4027,19 @@
         <w:t>#### 4.1.6 AI 模型配置</w:t>
       </w:r>
     </w:p>
+    <w:p>
+      <w:pPr>
+        <w:ind w:left="567"/>
+      </w:pPr>
+      <w:r>
+        <w:rPr>
+          <w:i/>
+          <w:color w:val="64748B"/>
+          <w:sz w:val="20"/>
+        </w:rPr>
+        <w:t>💡 自 2026-07 多厂商 AI 改造起，AI 模型配置已迁移到网页端「系统设置 → AI 设置」页面，按用户隔离存储在后端数据库中，支持小米 MiMo、DeepSeek、Kimi、通义千问、智谱 GLM、MiniMax、零一万物、OpenAI 及自定义 OpenAI 兼容厂商，支持多模型、默认模型、连接测试、远端模型列表拉取、模型级参数（温度/最大输入输出 Token）与用量统计。以下 .env 配置仅作为系统级兜底：当某用户未配置任何启用模型且 MIMO_API_KEY 有效时，该用户的 AI 调用临时使用此兜底配置（界面会显示「正在使用系统默认配置」提示条）。</w:t>
+      </w:r>
+    </w:p>
     <w:tbl>
       <w:tblPr>
         <w:tblStyle w:val="TableGrid"/>
@@ -4129,7 +4142,7 @@
                 <w:rFonts w:ascii="微软雅黑" w:hAnsi="微软雅黑" w:eastAsia="微软雅黑"/>
                 <w:sz w:val="18"/>
               </w:rPr>
-              <w:t>AI 模型 API Key</w:t>
+              <w:t>系统兜底 AI API Key</w:t>
             </w:r>
           </w:p>
         </w:tc>
@@ -4146,7 +4159,7 @@
                 <w:rFonts w:ascii="微软雅黑" w:hAnsi="微软雅黑" w:eastAsia="微软雅黑"/>
                 <w:sz w:val="18"/>
               </w:rPr>
-              <w:t>空（需自行配置）</w:t>
+              <w:t>空（不启用兜底）</w:t>
             </w:r>
           </w:p>
         </w:tc>
@@ -4182,7 +4195,7 @@
                 <w:rFonts w:ascii="微软雅黑" w:hAnsi="微软雅黑" w:eastAsia="微软雅黑"/>
                 <w:sz w:val="18"/>
               </w:rPr>
-              <w:t>AI 模型 API 地址</w:t>
+              <w:t>系统兜底 AI API 地址</w:t>
             </w:r>
           </w:p>
         </w:tc>
@@ -4235,7 +4248,7 @@
                 <w:rFonts w:ascii="微软雅黑" w:hAnsi="微软雅黑" w:eastAsia="微软雅黑"/>
                 <w:sz w:val="18"/>
               </w:rPr>
-              <w:t>AI 模型名称</w:t>
+              <w:t>系统兜底 AI 模型名称</w:t>
             </w:r>
           </w:p>
         </w:tc>
@@ -4288,7 +4301,7 @@
                 <w:rFonts w:ascii="微软雅黑" w:hAnsi="微软雅黑" w:eastAsia="微软雅黑"/>
                 <w:sz w:val="18"/>
               </w:rPr>
-              <w:t>AI 模型最大输出 token 数</w:t>
+              <w:t>系统兜底最大输出 token 数</w:t>
             </w:r>
           </w:p>
         </w:tc>
@@ -4458,7 +4471,17 @@
         <w:t>aiConfigStore.ts</w:t>
       </w:r>
       <w:r>
-        <w:t xml:space="preserve"> 管理，支持以下厂商：</w:t>
+        <w:t xml:space="preserve"> 从后端 </w:t>
+      </w:r>
+      <w:r>
+        <w:rPr>
+          <w:rFonts w:ascii="Consolas" w:hAnsi="Consolas"/>
+          <w:sz w:val="18"/>
+        </w:rPr>
+        <w:t>/api/ai-config/resolved</w:t>
+      </w:r>
+      <w:r>
+        <w:t xml:space="preserve"> 拉取当前用户的生效配置（不再使用 localStorage 存储；旧版 localStorage 配置会在首次登录后自动迁移入库并清除）。支持以下厂商：</w:t>
       </w:r>
     </w:p>
     <w:tbl>
@@ -4543,7 +4566,7 @@
                 <w:rFonts w:ascii="微软雅黑" w:hAnsi="微软雅黑" w:eastAsia="微软雅黑"/>
                 <w:sz w:val="18"/>
               </w:rPr>
-              <w:t>小米 MiMo 模型（默认）</w:t>
+              <w:t>小米 MiMo 模型</w:t>
             </w:r>
           </w:p>
         </w:tc>
@@ -4760,6 +4783,42 @@
                 <w:sz w:val="18"/>
               </w:rPr>
               <w:t>零一万物模型</w:t>
+            </w:r>
+          </w:p>
+        </w:tc>
+      </w:tr>
+      <w:tr>
+        <w:tc>
+          <w:tcPr>
+            <w:tcW w:type="dxa" w:w="4536"/>
+          </w:tcPr>
+          <w:p>
+            <w:pPr>
+              <w:spacing w:after="40" w:before="40"/>
+            </w:pPr>
+            <w:r>
+              <w:rPr>
+                <w:rFonts w:ascii="微软雅黑" w:hAnsi="微软雅黑" w:eastAsia="微软雅黑"/>
+                <w:sz w:val="18"/>
+              </w:rPr>
+              <w:t>OpenAI</w:t>
+            </w:r>
+          </w:p>
+        </w:tc>
+        <w:tc>
+          <w:tcPr>
+            <w:tcW w:type="dxa" w:w="4536"/>
+          </w:tcPr>
+          <w:p>
+            <w:pPr>
+              <w:spacing w:after="40" w:before="40"/>
+            </w:pPr>
+            <w:r>
+              <w:rPr>
+                <w:rFonts w:ascii="微软雅黑" w:hAnsi="微软雅黑" w:eastAsia="微软雅黑"/>
+                <w:sz w:val="18"/>
+              </w:rPr>
+              <w:t>OpenAI 模型</w:t>
             </w:r>
           </w:p>
         </w:tc>
@@ -4811,7 +4870,7 @@
           <w:color w:val="64748B"/>
           <w:sz w:val="20"/>
         </w:rPr>
-        <w:t>💡 AI 模型配置可在前端界面的"设置"页面中进行，无需手动编辑配置文件。</w:t>
+        <w:t>💡 AI 模型配置在网页左侧栏「系统设置 → AI 设置」页面中进行，按用户隔离：每个用户只能看到和调用自己配置的厂商与模型。AI 助手、报告 AI 分析等所有 AI 功能共用这一套配置，并可在各功能界面的模型选择器中临时切换模型。</w:t>
       </w:r>
     </w:p>
     <w:p>
@@ -5115,7 +5174,7 @@
         </w:rPr>
         <w:t>====================================================</w:t>
         <w:br/>
-        <w:t xml:space="preserve">        Smart Report Tool v0.4.0</w:t>
+        <w:t xml:space="preserve">        Smart Report Tool v0.5.0</w:t>
         <w:br/>
         <w:t>====================================================</w:t>
         <w:br/>
@@ -10684,6 +10743,112 @@
                 <w:rFonts w:ascii="微软雅黑" w:hAnsi="微软雅黑" w:eastAsia="微软雅黑"/>
                 <w:sz w:val="18"/>
               </w:rPr>
+              <w:t>v0.5.0</w:t>
+            </w:r>
+          </w:p>
+        </w:tc>
+        <w:tc>
+          <w:tcPr>
+            <w:tcW w:type="dxa" w:w="3024"/>
+          </w:tcPr>
+          <w:p>
+            <w:pPr>
+              <w:spacing w:after="40" w:before="40"/>
+            </w:pPr>
+            <w:r>
+              <w:rPr>
+                <w:rFonts w:ascii="微软雅黑" w:hAnsi="微软雅黑" w:eastAsia="微软雅黑"/>
+                <w:sz w:val="18"/>
+              </w:rPr>
+              <w:t>2026-08-07</w:t>
+            </w:r>
+          </w:p>
+        </w:tc>
+        <w:tc>
+          <w:tcPr>
+            <w:tcW w:type="dxa" w:w="3024"/>
+          </w:tcPr>
+          <w:p>
+            <w:pPr>
+              <w:spacing w:after="40" w:before="40"/>
+            </w:pPr>
+            <w:r>
+              <w:rPr>
+                <w:rFonts w:ascii="微软雅黑" w:hAnsi="微软雅黑" w:eastAsia="微软雅黑"/>
+                <w:sz w:val="18"/>
+              </w:rPr>
+              <w:t>AI 分析任务后端队列化（断线恢复/排队/原地重试）、OpenCode Go 厂商、模型上限自动填充与自动探测、模型高级配置（工具调用/思考模式/思考强度）、模型可用性测试与调用记录检视、系统日志与安全审计、知识库批量上传与 200MB 上限、表格列宽拖拽/列显隐/排序、全站 HarmonyOS Sans 字体</w:t>
+            </w:r>
+          </w:p>
+        </w:tc>
+      </w:tr>
+      <w:tr>
+        <w:tc>
+          <w:tcPr>
+            <w:tcW w:type="dxa" w:w="3024"/>
+          </w:tcPr>
+          <w:p>
+            <w:pPr>
+              <w:spacing w:after="40" w:before="40"/>
+            </w:pPr>
+            <w:r>
+              <w:rPr>
+                <w:rFonts w:ascii="微软雅黑" w:hAnsi="微软雅黑" w:eastAsia="微软雅黑"/>
+                <w:sz w:val="18"/>
+              </w:rPr>
+              <w:t>v0.4.0</w:t>
+            </w:r>
+          </w:p>
+        </w:tc>
+        <w:tc>
+          <w:tcPr>
+            <w:tcW w:type="dxa" w:w="3024"/>
+          </w:tcPr>
+          <w:p>
+            <w:pPr>
+              <w:spacing w:after="40" w:before="40"/>
+            </w:pPr>
+            <w:r>
+              <w:rPr>
+                <w:rFonts w:ascii="微软雅黑" w:hAnsi="微软雅黑" w:eastAsia="微软雅黑"/>
+                <w:sz w:val="18"/>
+              </w:rPr>
+              <w:t>2026-08-04</w:t>
+            </w:r>
+          </w:p>
+        </w:tc>
+        <w:tc>
+          <w:tcPr>
+            <w:tcW w:type="dxa" w:w="3024"/>
+          </w:tcPr>
+          <w:p>
+            <w:pPr>
+              <w:spacing w:after="40" w:before="40"/>
+            </w:pPr>
+            <w:r>
+              <w:rPr>
+                <w:rFonts w:ascii="微软雅黑" w:hAnsi="微软雅黑" w:eastAsia="微软雅黑"/>
+                <w:sz w:val="18"/>
+              </w:rPr>
+              <w:t>AI 服务多厂商化（用户级配置隔离）、支持包整包分析、秒传去重、全站 UI 统一与 AI 主功能化</w:t>
+            </w:r>
+          </w:p>
+        </w:tc>
+      </w:tr>
+      <w:tr>
+        <w:tc>
+          <w:tcPr>
+            <w:tcW w:type="dxa" w:w="3024"/>
+          </w:tcPr>
+          <w:p>
+            <w:pPr>
+              <w:spacing w:after="40" w:before="40"/>
+            </w:pPr>
+            <w:r>
+              <w:rPr>
+                <w:rFonts w:ascii="微软雅黑" w:hAnsi="微软雅黑" w:eastAsia="微软雅黑"/>
+                <w:sz w:val="18"/>
+              </w:rPr>
               <w:t>v0.3.2</w:t>
             </w:r>
           </w:p>
@@ -10893,7 +11058,7 @@
           <w:color w:val="64748B"/>
           <w:sz w:val="20"/>
         </w:rPr>
-        <w:t>💡 免责声明：本文档由 AI 辅助生成，重要决策请经专业人员核验。文档内容基于项目源码 v0.3.2 版本分析，如有更新请以实际代码为准。</w:t>
+        <w:t>💡 免责声明：本文档由 AI 辅助生成，重要决策请经专业人员核验。文档内容基于项目源码 v0.5.0 版本分析，如有更新请以实际代码为准。</w:t>
       </w:r>
     </w:p>
     <w:p>
